--- a/md/_integrated_docx_out/第五章-实验与分析.docx
+++ b/md/_integrated_docx_out/第五章-实验与分析.docx
@@ -2,7 +2,7 @@
 <file path=word/document.xml><?xml version="1.0" encoding="utf-8"?>
 <w:document xmlns:w="http://schemas.openxmlformats.org/wordprocessingml/2006/main" xmlns:m="http://schemas.openxmlformats.org/officeDocument/2006/math" xmlns:r="http://schemas.openxmlformats.org/officeDocument/2006/relationships" xmlns:o="urn:schemas-microsoft-com:office:office" xmlns:v="urn:schemas-microsoft-com:vml" xmlns:w10="urn:schemas-microsoft-com:office:word" xmlns:a="http://schemas.openxmlformats.org/drawingml/2006/main" xmlns:pic="http://schemas.openxmlformats.org/drawingml/2006/picture" xmlns:wp="http://schemas.openxmlformats.org/drawingml/2006/wordprocessingDrawing">
   <w:body>
-    <w:bookmarkStart w:id="159" w:name="第五章-实验与分析系统性能评估与测试"/>
+    <w:bookmarkStart w:id="157" w:name="第五章-实验与分析系统性能评估与测试"/>
     <w:p>
       <w:pPr>
         <w:pStyle w:val="Heading1"/>
@@ -61,7 +61,7 @@
         <w:rPr>
           <w:rFonts w:hint="eastAsia"/>
         </w:rPr>
-        <w:t xml:space="preserve">为了确保实验结果的可靠性和可重复性，本研究构建了标准化的测试环境。硬件配置参考了TPC-H和TPC-DS基准测试的推荐规格[36]。</w:t>
+        <w:t xml:space="preserve">为了确保实验结果的可靠性和可重复性，本研究构建了标准化的测试环境。硬件配置参考了TPC-H和TPC-DS基准测试的推荐规格[39]。</w:t>
       </w:r>
     </w:p>
     <w:p>
@@ -1141,7 +1141,7 @@
         <w:rPr>
           <w:rFonts w:hint="eastAsia"/>
         </w:rPr>
-        <w:t xml:space="preserve">TPC-H是业界标准的决策支持系统基准测试，包含8个表和22个查询[36]。</w:t>
+        <w:t xml:space="preserve">TPC-H是业界标准的决策支持系统基准测试，包含8个表和22个查询[39]。</w:t>
       </w:r>
     </w:p>
     <w:p>
@@ -1278,7 +1278,7 @@
         <w:rPr>
           <w:rFonts w:hint="eastAsia"/>
         </w:rPr>
-        <w:t xml:space="preserve">TPC-DS模拟零售业务场景，包含24个表和99个查询，复杂度更高[37]。</w:t>
+        <w:t xml:space="preserve">TPC-DS模拟零售业务场景，包含24个表和99个查询，复杂度更高[40]。</w:t>
       </w:r>
     </w:p>
     <w:tbl>
@@ -12729,43 +12729,7 @@
     </w:p>
     <w:bookmarkEnd w:id="155"/>
     <w:bookmarkEnd w:id="156"/>
-    <w:bookmarkStart w:id="158" w:name="参考文献"/>
-    <w:p>
-      <w:pPr>
-        <w:pStyle w:val="Heading2"/>
-      </w:pPr>
-      <w:r>
-        <w:rPr>
-          <w:rFonts w:hint="eastAsia"/>
-        </w:rPr>
-        <w:t xml:space="preserve">参考文献</w:t>
-      </w:r>
-    </w:p>
-    <w:p>
-      <w:pPr>
-        <w:pStyle w:val="FirstParagraph"/>
-      </w:pPr>
-      <w:r>
-        <w:rPr>
-          <w:rFonts w:hint="eastAsia"/>
-        </w:rPr>
-        <w:t xml:space="preserve">本章引用的参考文献请参见</w:t>
-      </w:r>
-      <w:hyperlink r:id="rId157">
-        <w:r>
-          <w:rPr>
-            <w:rStyle w:val="Hyperlink"/>
-            <w:rFonts w:hint="eastAsia"/>
-          </w:rPr>
-          <w:t xml:space="preserve">统一参考文献列表.md</w:t>
-        </w:r>
-      </w:hyperlink>
-      <w:r>
-        <w:t xml:space="preserve">。</w:t>
-      </w:r>
-    </w:p>
-    <w:bookmarkEnd w:id="158"/>
-    <w:bookmarkEnd w:id="159"/>
+    <w:bookmarkEnd w:id="157"/>
     <w:sectPr>
       <w:footnotePr>
         <w:numRestart w:val="eachSect"/>

--- a/md/_integrated_docx_out/第五章-实验与分析.docx
+++ b/md/_integrated_docx_out/第五章-实验与分析.docx
@@ -445,14 +445,14 @@
       <w:r>
         <w:drawing>
           <wp:inline>
-            <wp:extent cx="5334000" cy="3054803"/>
+            <wp:extent cx="5334000" cy="2490107"/>
             <wp:effectExtent b="0" l="0" r="0" t="0"/>
             <wp:docPr descr="图片" title="" id="10" name="Picture"/>
             <a:graphic>
               <a:graphicData uri="http://schemas.openxmlformats.org/drawingml/2006/picture">
                 <pic:pic>
                   <pic:nvPicPr>
-                    <pic:cNvPr descr="/Users/max/src/duckdb/md/images/5.10_布隆过滤器检测结果分布.png" id="11" name="Picture"/>
+                    <pic:cNvPr descr="/Users/max/src/duckdb/md/images/5.1_实验平台硬件架构图.png" id="11" name="Picture"/>
                     <pic:cNvPicPr>
                       <a:picLocks noChangeArrowheads="1" noChangeAspect="1"/>
                     </pic:cNvPicPr>
@@ -466,7 +466,7 @@
                   <pic:spPr bwMode="auto">
                     <a:xfrm>
                       <a:off x="0" y="0"/>
-                      <a:ext cx="5334000" cy="3054803"/>
+                      <a:ext cx="5334000" cy="2490107"/>
                     </a:xfrm>
                     <a:prstGeom prst="rect">
                       <a:avLst/>
@@ -1151,14 +1151,14 @@
       <w:r>
         <w:drawing>
           <wp:inline>
-            <wp:extent cx="5334000" cy="3810000"/>
+            <wp:extent cx="5334000" cy="1639660"/>
             <wp:effectExtent b="0" l="0" r="0" t="0"/>
             <wp:docPr descr="图片" title="" id="15" name="Picture"/>
             <a:graphic>
               <a:graphicData uri="http://schemas.openxmlformats.org/drawingml/2006/picture">
                 <pic:pic>
                   <pic:nvPicPr>
-                    <pic:cNvPr descr="/Users/max/src/duckdb/md/images/5.11_SQL标准化成功率统计.png" id="16" name="Picture"/>
+                    <pic:cNvPr descr="/Users/max/src/duckdb/md/images/5.2_TPC-H数据集生成流程.png" id="16" name="Picture"/>
                     <pic:cNvPicPr>
                       <a:picLocks noChangeArrowheads="1" noChangeAspect="1"/>
                     </pic:cNvPicPr>
@@ -1172,7 +1172,7 @@
                   <pic:spPr bwMode="auto">
                     <a:xfrm>
                       <a:off x="0" y="0"/>
-                      <a:ext cx="5334000" cy="3810000"/>
+                      <a:ext cx="5334000" cy="1639660"/>
                     </a:xfrm>
                     <a:prstGeom prst="rect">
                       <a:avLst/>
@@ -2413,7 +2413,7 @@
               <a:graphicData uri="http://schemas.openxmlformats.org/drawingml/2006/picture">
                 <pic:pic>
                   <pic:nvPicPr>
-                    <pic:cNvPr descr="/Users/max/src/duckdb/md/images/5.12_复杂度评分与执行时间相关性分析.png" id="22" name="Picture"/>
+                    <pic:cNvPr descr="/Users/max/src/duckdb/md/images/5.3_不同复杂度查询的响应时间对比.png" id="22" name="Picture"/>
                     <pic:cNvPicPr>
                       <a:picLocks noChangeArrowheads="1" noChangeAspect="1"/>
                     </pic:cNvPicPr>
@@ -2939,7 +2939,7 @@
               <a:graphicData uri="http://schemas.openxmlformats.org/drawingml/2006/picture">
                 <pic:pic>
                   <pic:nvPicPr>
-                    <pic:cNvPr descr="/Users/max/src/duckdb/md/images/5.13_不同类型CTE的识别准确率.png" id="26" name="Picture"/>
+                    <pic:cNvPr descr="/Users/max/src/duckdb/md/images/5.4_并发性能对比蓝线缓存系统红线基线系统.png" id="26" name="Picture"/>
                     <pic:cNvPicPr>
                       <a:picLocks noChangeArrowheads="1" noChangeAspect="1"/>
                     </pic:cNvPicPr>
@@ -3065,14 +3065,14 @@
       <w:r>
         <w:drawing>
           <wp:inline>
-            <wp:extent cx="5334000" cy="3810000"/>
+            <wp:extent cx="5334000" cy="4020603"/>
             <wp:effectExtent b="0" l="0" r="0" t="0"/>
             <wp:docPr descr="图片" title="" id="29" name="Picture"/>
             <a:graphic>
               <a:graphicData uri="http://schemas.openxmlformats.org/drawingml/2006/picture">
                 <pic:pic>
                   <pic:nvPicPr>
-                    <pic:cNvPr descr="/Users/max/src/duckdb/md/images/5.14_不同CTE缓存粒度的性能提升效果.png" id="30" name="Picture"/>
+                    <pic:cNvPr descr="/Users/max/src/duckdb/md/images/5.5_系统资源消耗分布.png" id="30" name="Picture"/>
                     <pic:cNvPicPr>
                       <a:picLocks noChangeArrowheads="1" noChangeAspect="1"/>
                     </pic:cNvPicPr>
@@ -3086,7 +3086,7 @@
                   <pic:spPr bwMode="auto">
                     <a:xfrm>
                       <a:off x="0" y="0"/>
-                      <a:ext cx="5334000" cy="3810000"/>
+                      <a:ext cx="5334000" cy="4020603"/>
                     </a:xfrm>
                     <a:prstGeom prst="rect">
                       <a:avLst/>
@@ -3212,7 +3212,7 @@
               <a:graphicData uri="http://schemas.openxmlformats.org/drawingml/2006/picture">
                 <pic:pic>
                   <pic:nvPicPr>
-                    <pic:cNvPr descr="/Users/max/src/duckdb/md/images/5.15_LRU策略命中率分析.png" id="35" name="Picture"/>
+                    <pic:cNvPr descr="/Users/max/src/duckdb/md/images/5.6_24小时内存使用变化曲线.png" id="35" name="Picture"/>
                     <pic:cNvPicPr>
                       <a:picLocks noChangeArrowheads="1" noChangeAspect="1"/>
                     </pic:cNvPicPr>
@@ -3570,7 +3570,7 @@
               <a:graphicData uri="http://schemas.openxmlformats.org/drawingml/2006/picture">
                 <pic:pic>
                   <pic:nvPicPr>
-                    <pic:cNvPr descr="/Users/max/src/duckdb/md/images/5.16_TTL设置的权衡分析蓝线命中率红线数据新鲜度.png" id="39" name="Picture"/>
+                    <pic:cNvPr descr="/Users/max/src/duckdb/md/images/5.7_缓存命中率随运行时间变化小时.png" id="39" name="Picture"/>
                     <pic:cNvPicPr>
                       <a:picLocks noChangeArrowheads="1" noChangeAspect="1"/>
                     </pic:cNvPicPr>
@@ -3719,14 +3719,14 @@
       <w:r>
         <w:drawing>
           <wp:inline>
-            <wp:extent cx="5334000" cy="3803961"/>
+            <wp:extent cx="5334000" cy="3810000"/>
             <wp:effectExtent b="0" l="0" r="0" t="0"/>
             <wp:docPr descr="图片" title="" id="44" name="Picture"/>
             <a:graphic>
               <a:graphicData uri="http://schemas.openxmlformats.org/drawingml/2006/picture">
                 <pic:pic>
                   <pic:nvPicPr>
-                    <pic:cNvPr descr="/Users/max/src/duckdb/md/images/5.17_混合策略决策因子权重分布.png" id="45" name="Picture"/>
+                    <pic:cNvPr descr="/Users/max/src/duckdb/md/images/5.8_不同假阳性率下的内存使用情况.png" id="45" name="Picture"/>
                     <pic:cNvPicPr>
                       <a:picLocks noChangeArrowheads="1" noChangeAspect="1"/>
                     </pic:cNvPicPr>
@@ -3740,7 +3740,7 @@
                   <pic:spPr bwMode="auto">
                     <a:xfrm>
                       <a:off x="0" y="0"/>
-                      <a:ext cx="5334000" cy="3803961"/>
+                      <a:ext cx="5334000" cy="3810000"/>
                     </a:xfrm>
                     <a:prstGeom prst="rect">
                       <a:avLst/>
@@ -4252,7 +4252,7 @@
               <a:graphicData uri="http://schemas.openxmlformats.org/drawingml/2006/picture">
                 <pic:pic>
                   <pic:nvPicPr>
-                    <pic:cNvPr descr="/Users/max/src/duckdb/md/images/5.18_ML模型训练过程中预测准确率变化.png" id="49" name="Picture"/>
+                    <pic:cNvPr descr="/Users/max/src/duckdb/md/images/5.9_自适应调优带来的性能改善.png" id="49" name="Picture"/>
                     <pic:cNvPicPr>
                       <a:picLocks noChangeArrowheads="1" noChangeAspect="1"/>
                     </pic:cNvPicPr>
@@ -4385,20 +4385,500 @@
       <w:r>
         <w:drawing>
           <wp:inline>
-            <wp:extent cx="5334000" cy="3810000"/>
+            <wp:extent cx="5334000" cy="3054803"/>
             <wp:effectExtent b="0" l="0" r="0" t="0"/>
             <wp:docPr descr="图片" title="" id="53" name="Picture"/>
             <a:graphic>
               <a:graphicData uri="http://schemas.openxmlformats.org/drawingml/2006/picture">
                 <pic:pic>
                   <pic:nvPicPr>
-                    <pic:cNvPr descr="/Users/max/src/duckdb/md/images/5.19_在线学习与离线学习命中率对比蓝线在线学习红线离线学习.png" id="54" name="Picture"/>
+                    <pic:cNvPr descr="/Users/max/src/duckdb/md/images/5.10_布隆过滤器检测结果分布.png" id="54" name="Picture"/>
                     <pic:cNvPicPr>
                       <a:picLocks noChangeArrowheads="1" noChangeAspect="1"/>
                     </pic:cNvPicPr>
                   </pic:nvPicPr>
                   <pic:blipFill>
                     <a:blip r:embed="rId52"/>
+                    <a:stretch>
+                      <a:fillRect/>
+                    </a:stretch>
+                  </pic:blipFill>
+                  <pic:spPr bwMode="auto">
+                    <a:xfrm>
+                      <a:off x="0" y="0"/>
+                      <a:ext cx="5334000" cy="3054803"/>
+                    </a:xfrm>
+                    <a:prstGeom prst="rect">
+                      <a:avLst/>
+                    </a:prstGeom>
+                    <a:noFill/>
+                    <a:ln w="9525">
+                      <a:noFill/>
+                      <a:headEnd/>
+                      <a:tailEnd/>
+                    </a:ln>
+                  </pic:spPr>
+                </pic:pic>
+              </a:graphicData>
+            </a:graphic>
+          </wp:inline>
+        </w:drawing>
+      </w:r>
+    </w:p>
+    <w:p>
+      <w:pPr>
+        <w:pStyle w:val="ImageCaption"/>
+      </w:pPr>
+      <w:r>
+        <w:rPr>
+          <w:rFonts w:hint="eastAsia"/>
+        </w:rPr>
+        <w:t xml:space="preserve">图片</w:t>
+      </w:r>
+    </w:p>
+    <w:p>
+      <w:pPr>
+        <w:pStyle w:val="BodyText"/>
+      </w:pPr>
+      <w:r>
+        <w:rPr>
+          <w:rFonts w:hint="eastAsia"/>
+          <w:b/>
+          <w:bCs/>
+        </w:rPr>
+        <w:t xml:space="preserve">图5.10</w:t>
+      </w:r>
+      <w:r>
+        <w:rPr>
+          <w:b/>
+          <w:bCs/>
+        </w:rPr>
+        <w:t xml:space="preserve"> </w:t>
+      </w:r>
+      <w:r>
+        <w:rPr>
+          <w:rFonts w:hint="eastAsia"/>
+          <w:b/>
+          <w:bCs/>
+        </w:rPr>
+        <w:t xml:space="preserve">布隆过滤器检测结果分布</w:t>
+      </w:r>
+    </w:p>
+    <w:p>
+      <w:pPr>
+        <w:pStyle w:val="BodyText"/>
+      </w:pPr>
+      <w:r>
+        <w:rPr>
+          <w:rFonts w:hint="eastAsia"/>
+        </w:rPr>
+        <w:t xml:space="preserve">该饼图展示了布隆过滤器在实际应用中的检测结果分布。确定不存在(True</w:t>
+      </w:r>
+      <w:r>
+        <w:t xml:space="preserve"> </w:t>
+      </w:r>
+      <w:r>
+        <w:rPr>
+          <w:rFonts w:hint="eastAsia"/>
+        </w:rPr>
+        <w:t xml:space="preserve">Negative)占了65%，这部分查询被正确过滤，避免了不必要的缓存查找；可能存在-实际存在(True</w:t>
+      </w:r>
+      <w:r>
+        <w:t xml:space="preserve"> </w:t>
+      </w:r>
+      <w:r>
+        <w:rPr>
+          <w:rFonts w:hint="eastAsia"/>
+        </w:rPr>
+        <w:t xml:space="preserve">Positive)占了25%，这部分查询成功命中缓存；可能存在-实际不存在(False</w:t>
+      </w:r>
+      <w:r>
+        <w:t xml:space="preserve"> </w:t>
+      </w:r>
+      <w:r>
+        <w:rPr>
+          <w:rFonts w:hint="eastAsia"/>
+        </w:rPr>
+        <w:t xml:space="preserve">Positive)仅占了10%，这是布隆过滤器的假阳性错误，但比例控制在可接受范围内。</w:t>
+      </w:r>
+    </w:p>
+    <w:bookmarkEnd w:id="55"/>
+    <w:bookmarkStart w:id="56" w:name="性能影响量化"/>
+    <w:p>
+      <w:pPr>
+        <w:pStyle w:val="Heading4"/>
+      </w:pPr>
+      <w:r>
+        <w:t xml:space="preserve">5.3.2.2 </w:t>
+      </w:r>
+      <w:r>
+        <w:rPr>
+          <w:rFonts w:hint="eastAsia"/>
+        </w:rPr>
+        <w:t xml:space="preserve">性能影响量化</w:t>
+      </w:r>
+    </w:p>
+    <w:p>
+      <w:pPr>
+        <w:pStyle w:val="FirstParagraph"/>
+      </w:pPr>
+      <w:r>
+        <w:rPr>
+          <w:rFonts w:hint="eastAsia"/>
+        </w:rPr>
+        <w:t xml:space="preserve">布隆过滤器对整体查询性能的影响进行了精确测量：</w:t>
+      </w:r>
+    </w:p>
+    <w:tbl>
+      <w:tblPr>
+        <w:tblStyle w:val="Table"/>
+        <w:tblW w:type="auto" w:w="0"/>
+        <w:tblLook w:firstRow="1" w:lastRow="0" w:firstColumn="0" w:lastColumn="0" w:noHBand="0" w:noVBand="0" w:val="0020"/>
+      </w:tblPr>
+      <w:tblGrid>
+        <w:gridCol w:w="1980"/>
+        <w:gridCol w:w="1980"/>
+        <w:gridCol w:w="1980"/>
+        <w:gridCol w:w="1980"/>
+      </w:tblGrid>
+      <w:tr>
+        <w:trPr>
+          <w:tblHeader w:val="on"/>
+        </w:trPr>
+        <w:tc>
+          <w:tcPr/>
+          <w:p>
+            <w:pPr>
+              <w:pStyle w:val="Compact"/>
+            </w:pPr>
+            <w:r>
+              <w:rPr>
+                <w:rFonts w:hint="eastAsia"/>
+              </w:rPr>
+              <w:t xml:space="preserve">指标</w:t>
+            </w:r>
+          </w:p>
+        </w:tc>
+        <w:tc>
+          <w:tcPr/>
+          <w:p>
+            <w:pPr>
+              <w:pStyle w:val="Compact"/>
+            </w:pPr>
+            <w:r>
+              <w:rPr>
+                <w:rFonts w:hint="eastAsia"/>
+              </w:rPr>
+              <w:t xml:space="preserve">无布隆过滤器</w:t>
+            </w:r>
+          </w:p>
+        </w:tc>
+        <w:tc>
+          <w:tcPr/>
+          <w:p>
+            <w:pPr>
+              <w:pStyle w:val="Compact"/>
+            </w:pPr>
+            <w:r>
+              <w:rPr>
+                <w:rFonts w:hint="eastAsia"/>
+              </w:rPr>
+              <w:t xml:space="preserve">有布隆过滤器</w:t>
+            </w:r>
+          </w:p>
+        </w:tc>
+        <w:tc>
+          <w:tcPr/>
+          <w:p>
+            <w:pPr>
+              <w:pStyle w:val="Compact"/>
+            </w:pPr>
+            <w:r>
+              <w:rPr>
+                <w:rFonts w:hint="eastAsia"/>
+              </w:rPr>
+              <w:t xml:space="preserve">改善效果</w:t>
+            </w:r>
+          </w:p>
+        </w:tc>
+      </w:tr>
+      <w:tr>
+        <w:tc>
+          <w:tcPr/>
+          <w:p>
+            <w:pPr>
+              <w:pStyle w:val="Compact"/>
+            </w:pPr>
+            <w:r>
+              <w:rPr>
+                <w:rFonts w:hint="eastAsia"/>
+              </w:rPr>
+              <w:t xml:space="preserve">平均查询时间</w:t>
+            </w:r>
+          </w:p>
+        </w:tc>
+        <w:tc>
+          <w:tcPr/>
+          <w:p>
+            <w:pPr>
+              <w:pStyle w:val="Compact"/>
+            </w:pPr>
+            <w:r>
+              <w:t xml:space="preserve">245ms</w:t>
+            </w:r>
+          </w:p>
+        </w:tc>
+        <w:tc>
+          <w:tcPr/>
+          <w:p>
+            <w:pPr>
+              <w:pStyle w:val="Compact"/>
+            </w:pPr>
+            <w:r>
+              <w:t xml:space="preserve">180ms</w:t>
+            </w:r>
+          </w:p>
+        </w:tc>
+        <w:tc>
+          <w:tcPr/>
+          <w:p>
+            <w:pPr>
+              <w:pStyle w:val="Compact"/>
+            </w:pPr>
+            <w:r>
+              <w:t xml:space="preserve">26.5%</w:t>
+            </w:r>
+          </w:p>
+        </w:tc>
+      </w:tr>
+      <w:tr>
+        <w:tc>
+          <w:tcPr/>
+          <w:p>
+            <w:pPr>
+              <w:pStyle w:val="Compact"/>
+            </w:pPr>
+            <w:r>
+              <w:rPr>
+                <w:rFonts w:hint="eastAsia"/>
+              </w:rPr>
+              <w:t xml:space="preserve">缓存查找时间</w:t>
+            </w:r>
+          </w:p>
+        </w:tc>
+        <w:tc>
+          <w:tcPr/>
+          <w:p>
+            <w:pPr>
+              <w:pStyle w:val="Compact"/>
+            </w:pPr>
+            <w:r>
+              <w:t xml:space="preserve">15ms</w:t>
+            </w:r>
+          </w:p>
+        </w:tc>
+        <w:tc>
+          <w:tcPr/>
+          <w:p>
+            <w:pPr>
+              <w:pStyle w:val="Compact"/>
+            </w:pPr>
+            <w:r>
+              <w:t xml:space="preserve">3ms</w:t>
+            </w:r>
+          </w:p>
+        </w:tc>
+        <w:tc>
+          <w:tcPr/>
+          <w:p>
+            <w:pPr>
+              <w:pStyle w:val="Compact"/>
+            </w:pPr>
+            <w:r>
+              <w:t xml:space="preserve">80.0%</w:t>
+            </w:r>
+          </w:p>
+        </w:tc>
+      </w:tr>
+      <w:tr>
+        <w:tc>
+          <w:tcPr/>
+          <w:p>
+            <w:pPr>
+              <w:pStyle w:val="Compact"/>
+            </w:pPr>
+            <w:r>
+              <w:rPr>
+                <w:rFonts w:hint="eastAsia"/>
+              </w:rPr>
+              <w:t xml:space="preserve">内存访问次数</w:t>
+            </w:r>
+          </w:p>
+        </w:tc>
+        <w:tc>
+          <w:tcPr/>
+          <w:p>
+            <w:pPr>
+              <w:pStyle w:val="Compact"/>
+            </w:pPr>
+            <w:r>
+              <w:t xml:space="preserve">1250</w:t>
+            </w:r>
+          </w:p>
+        </w:tc>
+        <w:tc>
+          <w:tcPr/>
+          <w:p>
+            <w:pPr>
+              <w:pStyle w:val="Compact"/>
+            </w:pPr>
+            <w:r>
+              <w:t xml:space="preserve">320</w:t>
+            </w:r>
+          </w:p>
+        </w:tc>
+        <w:tc>
+          <w:tcPr/>
+          <w:p>
+            <w:pPr>
+              <w:pStyle w:val="Compact"/>
+            </w:pPr>
+            <w:r>
+              <w:t xml:space="preserve">74.4%</w:t>
+            </w:r>
+          </w:p>
+        </w:tc>
+      </w:tr>
+      <w:tr>
+        <w:tc>
+          <w:tcPr/>
+          <w:p>
+            <w:pPr>
+              <w:pStyle w:val="Compact"/>
+            </w:pPr>
+            <w:r>
+              <w:rPr>
+                <w:rFonts w:hint="eastAsia"/>
+              </w:rPr>
+              <w:t xml:space="preserve">CPU使用率</w:t>
+            </w:r>
+          </w:p>
+        </w:tc>
+        <w:tc>
+          <w:tcPr/>
+          <w:p>
+            <w:pPr>
+              <w:pStyle w:val="Compact"/>
+            </w:pPr>
+            <w:r>
+              <w:t xml:space="preserve">75%</w:t>
+            </w:r>
+          </w:p>
+        </w:tc>
+        <w:tc>
+          <w:tcPr/>
+          <w:p>
+            <w:pPr>
+              <w:pStyle w:val="Compact"/>
+            </w:pPr>
+            <w:r>
+              <w:t xml:space="preserve">58%</w:t>
+            </w:r>
+          </w:p>
+        </w:tc>
+        <w:tc>
+          <w:tcPr/>
+          <w:p>
+            <w:pPr>
+              <w:pStyle w:val="Compact"/>
+            </w:pPr>
+            <w:r>
+              <w:t xml:space="preserve">22.7%</w:t>
+            </w:r>
+          </w:p>
+        </w:tc>
+      </w:tr>
+    </w:tbl>
+    <w:bookmarkEnd w:id="56"/>
+    <w:bookmarkEnd w:id="57"/>
+    <w:bookmarkEnd w:id="58"/>
+    <w:bookmarkStart w:id="71" w:name="基于完整语句缓存技术性能评估"/>
+    <w:p>
+      <w:pPr>
+        <w:pStyle w:val="Heading2"/>
+      </w:pPr>
+      <w:r>
+        <w:t xml:space="preserve">5.4 </w:t>
+      </w:r>
+      <w:r>
+        <w:rPr>
+          <w:rFonts w:hint="eastAsia"/>
+        </w:rPr>
+        <w:t xml:space="preserve">基于完整语句缓存技术性能评估</w:t>
+      </w:r>
+    </w:p>
+    <w:bookmarkStart w:id="64" w:name="sql标准化效果分析"/>
+    <w:p>
+      <w:pPr>
+        <w:pStyle w:val="Heading3"/>
+      </w:pPr>
+      <w:r>
+        <w:t xml:space="preserve">5.4.1 </w:t>
+      </w:r>
+      <w:r>
+        <w:rPr>
+          <w:rFonts w:hint="eastAsia"/>
+        </w:rPr>
+        <w:t xml:space="preserve">SQL标准化效果分析</w:t>
+      </w:r>
+    </w:p>
+    <w:bookmarkStart w:id="62" w:name="标准化成功率"/>
+    <w:p>
+      <w:pPr>
+        <w:pStyle w:val="Heading4"/>
+      </w:pPr>
+      <w:r>
+        <w:t xml:space="preserve">5.4.1.1 </w:t>
+      </w:r>
+      <w:r>
+        <w:rPr>
+          <w:rFonts w:hint="eastAsia"/>
+        </w:rPr>
+        <w:t xml:space="preserve">标准化成功率</w:t>
+      </w:r>
+    </w:p>
+    <w:p>
+      <w:pPr>
+        <w:pStyle w:val="FirstParagraph"/>
+      </w:pPr>
+      <w:r>
+        <w:rPr>
+          <w:rFonts w:hint="eastAsia"/>
+        </w:rPr>
+        <w:t xml:space="preserve">SQL查询标准化是提高缓存命中率的关键技术：</w:t>
+      </w:r>
+    </w:p>
+    <w:p>
+      <w:pPr>
+        <w:pStyle w:val="CaptionedFigure"/>
+      </w:pPr>
+      <w:r>
+        <w:drawing>
+          <wp:inline>
+            <wp:extent cx="5334000" cy="3810000"/>
+            <wp:effectExtent b="0" l="0" r="0" t="0"/>
+            <wp:docPr descr="图片" title="" id="60" name="Picture"/>
+            <a:graphic>
+              <a:graphicData uri="http://schemas.openxmlformats.org/drawingml/2006/picture">
+                <pic:pic>
+                  <pic:nvPicPr>
+                    <pic:cNvPr descr="/Users/max/src/duckdb/md/images/5.11_SQL标准化成功率统计.png" id="61" name="Picture"/>
+                    <pic:cNvPicPr>
+                      <a:picLocks noChangeArrowheads="1" noChangeAspect="1"/>
+                    </pic:cNvPicPr>
+                  </pic:nvPicPr>
+                  <pic:blipFill>
+                    <a:blip r:embed="rId59"/>
                     <a:stretch>
                       <a:fillRect/>
                     </a:stretch>
@@ -4446,7 +4926,7 @@
           <w:b/>
           <w:bCs/>
         </w:rPr>
-        <w:t xml:space="preserve">图5.10</w:t>
+        <w:t xml:space="preserve">图5.11</w:t>
       </w:r>
       <w:r>
         <w:rPr>
@@ -4461,7 +4941,7 @@
           <w:b/>
           <w:bCs/>
         </w:rPr>
-        <w:t xml:space="preserve">布隆过滤器检测结果分布</w:t>
+        <w:t xml:space="preserve">SQL标准化成功率统计</w:t>
       </w:r>
     </w:p>
     <w:p>
@@ -4472,50 +4952,23 @@
         <w:rPr>
           <w:rFonts w:hint="eastAsia"/>
         </w:rPr>
-        <w:t xml:space="preserve">该饼图展示了布隆过滤器在实际应用中的检测结果分布。确定不存在(True</w:t>
-      </w:r>
-      <w:r>
-        <w:t xml:space="preserve"> </w:t>
-      </w:r>
-      <w:r>
-        <w:rPr>
-          <w:rFonts w:hint="eastAsia"/>
-        </w:rPr>
-        <w:t xml:space="preserve">Negative)占了65%，这部分查询被正确过滤，避免了不必要的缓存查找；可能存在-实际存在(True</w:t>
-      </w:r>
-      <w:r>
-        <w:t xml:space="preserve"> </w:t>
-      </w:r>
-      <w:r>
-        <w:rPr>
-          <w:rFonts w:hint="eastAsia"/>
-        </w:rPr>
-        <w:t xml:space="preserve">Positive)占了25%，这部分查询成功命中缓存；可能存在-实际不存在(False</w:t>
-      </w:r>
-      <w:r>
-        <w:t xml:space="preserve"> </w:t>
-      </w:r>
-      <w:r>
-        <w:rPr>
-          <w:rFonts w:hint="eastAsia"/>
-        </w:rPr>
-        <w:t xml:space="preserve">Positive)仅占了10%，这是布隆过滤器的假阳性错误，但比例控制在可接受范围内。</w:t>
-      </w:r>
-    </w:p>
-    <w:bookmarkEnd w:id="55"/>
-    <w:bookmarkStart w:id="56" w:name="性能影响量化"/>
+        <w:t xml:space="preserve">该柱状图展示了SQL标准化算法在不同查询类型上的成功率。简单SELECT查询的标准化成功率最高，达到98%；多表JOIN查询为95%；子查询和窗口函数的成功率相对较低，分别为88%和85%，这主要是由于其语法复杂性造成的；CTE查询的成功率为90%，表明系统对复杂查询结构具有良好的处理能力。</w:t>
+      </w:r>
+    </w:p>
+    <w:bookmarkEnd w:id="62"/>
+    <w:bookmarkStart w:id="63" w:name="标准化对命中率的影响"/>
     <w:p>
       <w:pPr>
         <w:pStyle w:val="Heading4"/>
       </w:pPr>
       <w:r>
-        <w:t xml:space="preserve">5.3.2.2 </w:t>
-      </w:r>
-      <w:r>
-        <w:rPr>
-          <w:rFonts w:hint="eastAsia"/>
-        </w:rPr>
-        <w:t xml:space="preserve">性能影响量化</w:t>
+        <w:t xml:space="preserve">5.4.1.2 </w:t>
+      </w:r>
+      <w:r>
+        <w:rPr>
+          <w:rFonts w:hint="eastAsia"/>
+        </w:rPr>
+        <w:t xml:space="preserve">标准化对命中率的影响</w:t>
       </w:r>
     </w:p>
     <w:p>
@@ -4526,7 +4979,7 @@
         <w:rPr>
           <w:rFonts w:hint="eastAsia"/>
         </w:rPr>
-        <w:t xml:space="preserve">布隆过滤器对整体查询性能的影响进行了精确测量：</w:t>
+        <w:t xml:space="preserve">标准化技术显著提升了缓存命中率：</w:t>
       </w:r>
     </w:p>
     <w:tbl>
@@ -4555,459 +5008,6 @@
               <w:rPr>
                 <w:rFonts w:hint="eastAsia"/>
               </w:rPr>
-              <w:t xml:space="preserve">指标</w:t>
-            </w:r>
-          </w:p>
-        </w:tc>
-        <w:tc>
-          <w:tcPr/>
-          <w:p>
-            <w:pPr>
-              <w:pStyle w:val="Compact"/>
-            </w:pPr>
-            <w:r>
-              <w:rPr>
-                <w:rFonts w:hint="eastAsia"/>
-              </w:rPr>
-              <w:t xml:space="preserve">无布隆过滤器</w:t>
-            </w:r>
-          </w:p>
-        </w:tc>
-        <w:tc>
-          <w:tcPr/>
-          <w:p>
-            <w:pPr>
-              <w:pStyle w:val="Compact"/>
-            </w:pPr>
-            <w:r>
-              <w:rPr>
-                <w:rFonts w:hint="eastAsia"/>
-              </w:rPr>
-              <w:t xml:space="preserve">有布隆过滤器</w:t>
-            </w:r>
-          </w:p>
-        </w:tc>
-        <w:tc>
-          <w:tcPr/>
-          <w:p>
-            <w:pPr>
-              <w:pStyle w:val="Compact"/>
-            </w:pPr>
-            <w:r>
-              <w:rPr>
-                <w:rFonts w:hint="eastAsia"/>
-              </w:rPr>
-              <w:t xml:space="preserve">改善效果</w:t>
-            </w:r>
-          </w:p>
-        </w:tc>
-      </w:tr>
-      <w:tr>
-        <w:tc>
-          <w:tcPr/>
-          <w:p>
-            <w:pPr>
-              <w:pStyle w:val="Compact"/>
-            </w:pPr>
-            <w:r>
-              <w:rPr>
-                <w:rFonts w:hint="eastAsia"/>
-              </w:rPr>
-              <w:t xml:space="preserve">平均查询时间</w:t>
-            </w:r>
-          </w:p>
-        </w:tc>
-        <w:tc>
-          <w:tcPr/>
-          <w:p>
-            <w:pPr>
-              <w:pStyle w:val="Compact"/>
-            </w:pPr>
-            <w:r>
-              <w:t xml:space="preserve">245ms</w:t>
-            </w:r>
-          </w:p>
-        </w:tc>
-        <w:tc>
-          <w:tcPr/>
-          <w:p>
-            <w:pPr>
-              <w:pStyle w:val="Compact"/>
-            </w:pPr>
-            <w:r>
-              <w:t xml:space="preserve">180ms</w:t>
-            </w:r>
-          </w:p>
-        </w:tc>
-        <w:tc>
-          <w:tcPr/>
-          <w:p>
-            <w:pPr>
-              <w:pStyle w:val="Compact"/>
-            </w:pPr>
-            <w:r>
-              <w:t xml:space="preserve">26.5%</w:t>
-            </w:r>
-          </w:p>
-        </w:tc>
-      </w:tr>
-      <w:tr>
-        <w:tc>
-          <w:tcPr/>
-          <w:p>
-            <w:pPr>
-              <w:pStyle w:val="Compact"/>
-            </w:pPr>
-            <w:r>
-              <w:rPr>
-                <w:rFonts w:hint="eastAsia"/>
-              </w:rPr>
-              <w:t xml:space="preserve">缓存查找时间</w:t>
-            </w:r>
-          </w:p>
-        </w:tc>
-        <w:tc>
-          <w:tcPr/>
-          <w:p>
-            <w:pPr>
-              <w:pStyle w:val="Compact"/>
-            </w:pPr>
-            <w:r>
-              <w:t xml:space="preserve">15ms</w:t>
-            </w:r>
-          </w:p>
-        </w:tc>
-        <w:tc>
-          <w:tcPr/>
-          <w:p>
-            <w:pPr>
-              <w:pStyle w:val="Compact"/>
-            </w:pPr>
-            <w:r>
-              <w:t xml:space="preserve">3ms</w:t>
-            </w:r>
-          </w:p>
-        </w:tc>
-        <w:tc>
-          <w:tcPr/>
-          <w:p>
-            <w:pPr>
-              <w:pStyle w:val="Compact"/>
-            </w:pPr>
-            <w:r>
-              <w:t xml:space="preserve">80.0%</w:t>
-            </w:r>
-          </w:p>
-        </w:tc>
-      </w:tr>
-      <w:tr>
-        <w:tc>
-          <w:tcPr/>
-          <w:p>
-            <w:pPr>
-              <w:pStyle w:val="Compact"/>
-            </w:pPr>
-            <w:r>
-              <w:rPr>
-                <w:rFonts w:hint="eastAsia"/>
-              </w:rPr>
-              <w:t xml:space="preserve">内存访问次数</w:t>
-            </w:r>
-          </w:p>
-        </w:tc>
-        <w:tc>
-          <w:tcPr/>
-          <w:p>
-            <w:pPr>
-              <w:pStyle w:val="Compact"/>
-            </w:pPr>
-            <w:r>
-              <w:t xml:space="preserve">1250</w:t>
-            </w:r>
-          </w:p>
-        </w:tc>
-        <w:tc>
-          <w:tcPr/>
-          <w:p>
-            <w:pPr>
-              <w:pStyle w:val="Compact"/>
-            </w:pPr>
-            <w:r>
-              <w:t xml:space="preserve">320</w:t>
-            </w:r>
-          </w:p>
-        </w:tc>
-        <w:tc>
-          <w:tcPr/>
-          <w:p>
-            <w:pPr>
-              <w:pStyle w:val="Compact"/>
-            </w:pPr>
-            <w:r>
-              <w:t xml:space="preserve">74.4%</w:t>
-            </w:r>
-          </w:p>
-        </w:tc>
-      </w:tr>
-      <w:tr>
-        <w:tc>
-          <w:tcPr/>
-          <w:p>
-            <w:pPr>
-              <w:pStyle w:val="Compact"/>
-            </w:pPr>
-            <w:r>
-              <w:rPr>
-                <w:rFonts w:hint="eastAsia"/>
-              </w:rPr>
-              <w:t xml:space="preserve">CPU使用率</w:t>
-            </w:r>
-          </w:p>
-        </w:tc>
-        <w:tc>
-          <w:tcPr/>
-          <w:p>
-            <w:pPr>
-              <w:pStyle w:val="Compact"/>
-            </w:pPr>
-            <w:r>
-              <w:t xml:space="preserve">75%</w:t>
-            </w:r>
-          </w:p>
-        </w:tc>
-        <w:tc>
-          <w:tcPr/>
-          <w:p>
-            <w:pPr>
-              <w:pStyle w:val="Compact"/>
-            </w:pPr>
-            <w:r>
-              <w:t xml:space="preserve">58%</w:t>
-            </w:r>
-          </w:p>
-        </w:tc>
-        <w:tc>
-          <w:tcPr/>
-          <w:p>
-            <w:pPr>
-              <w:pStyle w:val="Compact"/>
-            </w:pPr>
-            <w:r>
-              <w:t xml:space="preserve">22.7%</w:t>
-            </w:r>
-          </w:p>
-        </w:tc>
-      </w:tr>
-    </w:tbl>
-    <w:bookmarkEnd w:id="56"/>
-    <w:bookmarkEnd w:id="57"/>
-    <w:bookmarkEnd w:id="58"/>
-    <w:bookmarkStart w:id="71" w:name="基于完整语句缓存技术性能评估"/>
-    <w:p>
-      <w:pPr>
-        <w:pStyle w:val="Heading2"/>
-      </w:pPr>
-      <w:r>
-        <w:t xml:space="preserve">5.4 </w:t>
-      </w:r>
-      <w:r>
-        <w:rPr>
-          <w:rFonts w:hint="eastAsia"/>
-        </w:rPr>
-        <w:t xml:space="preserve">基于完整语句缓存技术性能评估</w:t>
-      </w:r>
-    </w:p>
-    <w:bookmarkStart w:id="64" w:name="sql标准化效果分析"/>
-    <w:p>
-      <w:pPr>
-        <w:pStyle w:val="Heading3"/>
-      </w:pPr>
-      <w:r>
-        <w:t xml:space="preserve">5.4.1 </w:t>
-      </w:r>
-      <w:r>
-        <w:rPr>
-          <w:rFonts w:hint="eastAsia"/>
-        </w:rPr>
-        <w:t xml:space="preserve">SQL标准化效果分析</w:t>
-      </w:r>
-    </w:p>
-    <w:bookmarkStart w:id="62" w:name="标准化成功率"/>
-    <w:p>
-      <w:pPr>
-        <w:pStyle w:val="Heading4"/>
-      </w:pPr>
-      <w:r>
-        <w:t xml:space="preserve">5.4.1.1 </w:t>
-      </w:r>
-      <w:r>
-        <w:rPr>
-          <w:rFonts w:hint="eastAsia"/>
-        </w:rPr>
-        <w:t xml:space="preserve">标准化成功率</w:t>
-      </w:r>
-    </w:p>
-    <w:p>
-      <w:pPr>
-        <w:pStyle w:val="FirstParagraph"/>
-      </w:pPr>
-      <w:r>
-        <w:rPr>
-          <w:rFonts w:hint="eastAsia"/>
-        </w:rPr>
-        <w:t xml:space="preserve">SQL查询标准化是提高缓存命中率的关键技术：</w:t>
-      </w:r>
-    </w:p>
-    <w:p>
-      <w:pPr>
-        <w:pStyle w:val="CaptionedFigure"/>
-      </w:pPr>
-      <w:r>
-        <w:drawing>
-          <wp:inline>
-            <wp:extent cx="5334000" cy="2490107"/>
-            <wp:effectExtent b="0" l="0" r="0" t="0"/>
-            <wp:docPr descr="图片" title="" id="60" name="Picture"/>
-            <a:graphic>
-              <a:graphicData uri="http://schemas.openxmlformats.org/drawingml/2006/picture">
-                <pic:pic>
-                  <pic:nvPicPr>
-                    <pic:cNvPr descr="/Users/max/src/duckdb/md/images/5.1_实验平台硬件架构图.png" id="61" name="Picture"/>
-                    <pic:cNvPicPr>
-                      <a:picLocks noChangeArrowheads="1" noChangeAspect="1"/>
-                    </pic:cNvPicPr>
-                  </pic:nvPicPr>
-                  <pic:blipFill>
-                    <a:blip r:embed="rId59"/>
-                    <a:stretch>
-                      <a:fillRect/>
-                    </a:stretch>
-                  </pic:blipFill>
-                  <pic:spPr bwMode="auto">
-                    <a:xfrm>
-                      <a:off x="0" y="0"/>
-                      <a:ext cx="5334000" cy="2490107"/>
-                    </a:xfrm>
-                    <a:prstGeom prst="rect">
-                      <a:avLst/>
-                    </a:prstGeom>
-                    <a:noFill/>
-                    <a:ln w="9525">
-                      <a:noFill/>
-                      <a:headEnd/>
-                      <a:tailEnd/>
-                    </a:ln>
-                  </pic:spPr>
-                </pic:pic>
-              </a:graphicData>
-            </a:graphic>
-          </wp:inline>
-        </w:drawing>
-      </w:r>
-    </w:p>
-    <w:p>
-      <w:pPr>
-        <w:pStyle w:val="ImageCaption"/>
-      </w:pPr>
-      <w:r>
-        <w:rPr>
-          <w:rFonts w:hint="eastAsia"/>
-        </w:rPr>
-        <w:t xml:space="preserve">图片</w:t>
-      </w:r>
-    </w:p>
-    <w:p>
-      <w:pPr>
-        <w:pStyle w:val="BodyText"/>
-      </w:pPr>
-      <w:r>
-        <w:rPr>
-          <w:rFonts w:hint="eastAsia"/>
-          <w:b/>
-          <w:bCs/>
-        </w:rPr>
-        <w:t xml:space="preserve">图5.11</w:t>
-      </w:r>
-      <w:r>
-        <w:rPr>
-          <w:b/>
-          <w:bCs/>
-        </w:rPr>
-        <w:t xml:space="preserve"> </w:t>
-      </w:r>
-      <w:r>
-        <w:rPr>
-          <w:rFonts w:hint="eastAsia"/>
-          <w:b/>
-          <w:bCs/>
-        </w:rPr>
-        <w:t xml:space="preserve">SQL标准化成功率统计</w:t>
-      </w:r>
-    </w:p>
-    <w:p>
-      <w:pPr>
-        <w:pStyle w:val="BodyText"/>
-      </w:pPr>
-      <w:r>
-        <w:rPr>
-          <w:rFonts w:hint="eastAsia"/>
-        </w:rPr>
-        <w:t xml:space="preserve">该柱状图展示了SQL标准化算法在不同查询类型上的成功率。简单SELECT查询的标准化成功率最高，达到98%；多表JOIN查询为95%；子查询和窗口函数的成功率相对较低，分别为88%和85%，这主要是由于其语法复杂性造成的；CTE查询的成功率为90%，表明系统对复杂查询结构具有良好的处理能力。</w:t>
-      </w:r>
-    </w:p>
-    <w:bookmarkEnd w:id="62"/>
-    <w:bookmarkStart w:id="63" w:name="标准化对命中率的影响"/>
-    <w:p>
-      <w:pPr>
-        <w:pStyle w:val="Heading4"/>
-      </w:pPr>
-      <w:r>
-        <w:t xml:space="preserve">5.4.1.2 </w:t>
-      </w:r>
-      <w:r>
-        <w:rPr>
-          <w:rFonts w:hint="eastAsia"/>
-        </w:rPr>
-        <w:t xml:space="preserve">标准化对命中率的影响</w:t>
-      </w:r>
-    </w:p>
-    <w:p>
-      <w:pPr>
-        <w:pStyle w:val="FirstParagraph"/>
-      </w:pPr>
-      <w:r>
-        <w:rPr>
-          <w:rFonts w:hint="eastAsia"/>
-        </w:rPr>
-        <w:t xml:space="preserve">标准化技术显著提升了缓存命中率：</w:t>
-      </w:r>
-    </w:p>
-    <w:tbl>
-      <w:tblPr>
-        <w:tblStyle w:val="Table"/>
-        <w:tblW w:type="auto" w:w="0"/>
-        <w:tblLook w:firstRow="1" w:lastRow="0" w:firstColumn="0" w:lastColumn="0" w:noHBand="0" w:noVBand="0" w:val="0020"/>
-      </w:tblPr>
-      <w:tblGrid>
-        <w:gridCol w:w="1980"/>
-        <w:gridCol w:w="1980"/>
-        <w:gridCol w:w="1980"/>
-        <w:gridCol w:w="1980"/>
-      </w:tblGrid>
-      <w:tr>
-        <w:trPr>
-          <w:tblHeader w:val="on"/>
-        </w:trPr>
-        <w:tc>
-          <w:tcPr/>
-          <w:p>
-            <w:pPr>
-              <w:pStyle w:val="Compact"/>
-            </w:pPr>
-            <w:r>
-              <w:rPr>
-                <w:rFonts w:hint="eastAsia"/>
-              </w:rPr>
               <w:t xml:space="preserve">标准化级别</w:t>
             </w:r>
           </w:p>
@@ -5321,7 +5321,7 @@
               <a:graphicData uri="http://schemas.openxmlformats.org/drawingml/2006/picture">
                 <pic:pic>
                   <pic:nvPicPr>
-                    <pic:cNvPr descr="/Users/max/src/duckdb/md/images/5.20_WAL持久化写入性能.png" id="67" name="Picture"/>
+                    <pic:cNvPr descr="/Users/max/src/duckdb/md/images/5.12_复杂度评分与执行时间相关性分析.png" id="67" name="Picture"/>
                     <pic:cNvPicPr>
                       <a:picLocks noChangeArrowheads="1" noChangeAspect="1"/>
                     </pic:cNvPicPr>
@@ -5921,7 +5921,7 @@
               <a:graphicData uri="http://schemas.openxmlformats.org/drawingml/2006/picture">
                 <pic:pic>
                   <pic:nvPicPr>
-                    <pic:cNvPr descr="/Users/max/src/duckdb/md/images/5.21_不同查询类型的物化视图创建时间.png" id="74" name="Picture"/>
+                    <pic:cNvPr descr="/Users/max/src/duckdb/md/images/5.13_不同类型CTE的识别准确率.png" id="74" name="Picture"/>
                     <pic:cNvPicPr>
                       <a:picLocks noChangeArrowheads="1" noChangeAspect="1"/>
                     </pic:cNvPicPr>
@@ -6400,14 +6400,14 @@
       <w:r>
         <w:drawing>
           <wp:inline>
-            <wp:extent cx="5334000" cy="4138448"/>
+            <wp:extent cx="5334000" cy="3810000"/>
             <wp:effectExtent b="0" l="0" r="0" t="0"/>
             <wp:docPr descr="图片" title="" id="79" name="Picture"/>
             <a:graphic>
               <a:graphicData uri="http://schemas.openxmlformats.org/drawingml/2006/picture">
                 <pic:pic>
                   <pic:nvPicPr>
-                    <pic:cNvPr descr="/Users/max/src/duckdb/md/images/5.22_不同持久化策略的选择分布.png" id="80" name="Picture"/>
+                    <pic:cNvPr descr="/Users/max/src/duckdb/md/images/5.14_不同CTE缓存粒度的性能提升效果.png" id="80" name="Picture"/>
                     <pic:cNvPicPr>
                       <a:picLocks noChangeArrowheads="1" noChangeAspect="1"/>
                     </pic:cNvPicPr>
@@ -6421,7 +6421,7 @@
                   <pic:spPr bwMode="auto">
                     <a:xfrm>
                       <a:off x="0" y="0"/>
-                      <a:ext cx="5334000" cy="4138448"/>
+                      <a:ext cx="5334000" cy="3810000"/>
                     </a:xfrm>
                     <a:prstGeom prst="rect">
                       <a:avLst/>
@@ -6919,7 +6919,7 @@
               <a:graphicData uri="http://schemas.openxmlformats.org/drawingml/2006/picture">
                 <pic:pic>
                   <pic:nvPicPr>
-                    <pic:cNvPr descr="/Users/max/src/duckdb/md/images/5.23_TPC-H查询性能对比蓝本系统红缓存系统绿PostgreSQL.png" id="87" name="Picture"/>
+                    <pic:cNvPr descr="/Users/max/src/duckdb/md/images/5.15_LRU策略命中率分析.png" id="87" name="Picture"/>
                     <pic:cNvPicPr>
                       <a:picLocks noChangeArrowheads="1" noChangeAspect="1"/>
                     </pic:cNvPicPr>
@@ -7307,7 +7307,7 @@
               <a:graphicData uri="http://schemas.openxmlformats.org/drawingml/2006/picture">
                 <pic:pic>
                   <pic:nvPicPr>
-                    <pic:cNvPr descr="/Users/max/src/duckdb/md/images/5.24_数据量扩展性测试蓝线无缓存红线有缓存.png" id="93" name="Picture"/>
+                    <pic:cNvPr descr="/Users/max/src/duckdb/md/images/5.16_TTL设置的权衡分析蓝线命中率红线数据新鲜度.png" id="93" name="Picture"/>
                     <pic:cNvPicPr>
                       <a:picLocks noChangeArrowheads="1" noChangeAspect="1"/>
                     </pic:cNvPicPr>
@@ -7726,14 +7726,14 @@
       <w:r>
         <w:drawing>
           <wp:inline>
-            <wp:extent cx="5334000" cy="4396153"/>
+            <wp:extent cx="5334000" cy="3803961"/>
             <wp:effectExtent b="0" l="0" r="0" t="0"/>
             <wp:docPr descr="图片" title="" id="98" name="Picture"/>
             <a:graphic>
               <a:graphicData uri="http://schemas.openxmlformats.org/drawingml/2006/picture">
                 <pic:pic>
                   <pic:nvPicPr>
-                    <pic:cNvPr descr="/Users/max/src/duckdb/md/images/5.25_硬件成本分布.png" id="99" name="Picture"/>
+                    <pic:cNvPr descr="/Users/max/src/duckdb/md/images/5.17_混合策略决策因子权重分布.png" id="99" name="Picture"/>
                     <pic:cNvPicPr>
                       <a:picLocks noChangeArrowheads="1" noChangeAspect="1"/>
                     </pic:cNvPicPr>
@@ -7747,7 +7747,7 @@
                   <pic:spPr bwMode="auto">
                     <a:xfrm>
                       <a:off x="0" y="0"/>
-                      <a:ext cx="5334000" cy="4396153"/>
+                      <a:ext cx="5334000" cy="3803961"/>
                     </a:xfrm>
                     <a:prstGeom prst="rect">
                       <a:avLst/>
@@ -8223,14 +8223,14 @@
       <w:r>
         <w:drawing>
           <wp:inline>
-            <wp:extent cx="5334000" cy="1639660"/>
+            <wp:extent cx="5334000" cy="3810000"/>
             <wp:effectExtent b="0" l="0" r="0" t="0"/>
             <wp:docPr descr="图片" title="" id="104" name="Picture"/>
             <a:graphic>
               <a:graphicData uri="http://schemas.openxmlformats.org/drawingml/2006/picture">
                 <pic:pic>
                   <pic:nvPicPr>
-                    <pic:cNvPr descr="/Users/max/src/duckdb/md/images/5.2_TPC-H数据集生成流程.png" id="105" name="Picture"/>
+                    <pic:cNvPr descr="/Users/max/src/duckdb/md/images/5.18_ML模型训练过程中预测准确率变化.png" id="105" name="Picture"/>
                     <pic:cNvPicPr>
                       <a:picLocks noChangeArrowheads="1" noChangeAspect="1"/>
                     </pic:cNvPicPr>
@@ -8244,7 +8244,7 @@
                   <pic:spPr bwMode="auto">
                     <a:xfrm>
                       <a:off x="0" y="0"/>
-                      <a:ext cx="5334000" cy="1639660"/>
+                      <a:ext cx="5334000" cy="3810000"/>
                     </a:xfrm>
                     <a:prstGeom prst="rect">
                       <a:avLst/>
@@ -8756,7 +8756,7 @@
               <a:graphicData uri="http://schemas.openxmlformats.org/drawingml/2006/picture">
                 <pic:pic>
                   <pic:nvPicPr>
-                    <pic:cNvPr descr="/Users/max/src/duckdb/md/images/5.3_不同复杂度查询的响应时间对比.png" id="110" name="Picture"/>
+                    <pic:cNvPr descr="/Users/max/src/duckdb/md/images/5.19_在线学习与离线学习命中率对比蓝线在线学习红线离线学习.png" id="110" name="Picture"/>
                     <pic:cNvPicPr>
                       <a:picLocks noChangeArrowheads="1" noChangeAspect="1"/>
                     </pic:cNvPicPr>
@@ -8901,7 +8901,7 @@
               <a:graphicData uri="http://schemas.openxmlformats.org/drawingml/2006/picture">
                 <pic:pic>
                   <pic:nvPicPr>
-                    <pic:cNvPr descr="/Users/max/src/duckdb/md/images/5.4_并发性能对比蓝线缓存系统红线基线系统.png" id="116" name="Picture"/>
+                    <pic:cNvPr descr="/Users/max/src/duckdb/md/images/5.20_WAL持久化写入性能.png" id="116" name="Picture"/>
                     <pic:cNvPicPr>
                       <a:picLocks noChangeArrowheads="1" noChangeAspect="1"/>
                     </pic:cNvPicPr>
@@ -9707,565 +9707,20 @@
       <w:r>
         <w:drawing>
           <wp:inline>
-            <wp:extent cx="5334000" cy="4020603"/>
+            <wp:extent cx="5334000" cy="3810000"/>
             <wp:effectExtent b="0" l="0" r="0" t="0"/>
             <wp:docPr descr="图片" title="" id="121" name="Picture"/>
             <a:graphic>
               <a:graphicData uri="http://schemas.openxmlformats.org/drawingml/2006/picture">
                 <pic:pic>
                   <pic:nvPicPr>
-                    <pic:cNvPr descr="/Users/max/src/duckdb/md/images/5.5_系统资源消耗分布.png" id="122" name="Picture"/>
+                    <pic:cNvPr descr="/Users/max/src/duckdb/md/images/5.21_不同查询类型的物化视图创建时间.png" id="122" name="Picture"/>
                     <pic:cNvPicPr>
                       <a:picLocks noChangeArrowheads="1" noChangeAspect="1"/>
                     </pic:cNvPicPr>
                   </pic:nvPicPr>
                   <pic:blipFill>
                     <a:blip r:embed="rId120"/>
-                    <a:stretch>
-                      <a:fillRect/>
-                    </a:stretch>
-                  </pic:blipFill>
-                  <pic:spPr bwMode="auto">
-                    <a:xfrm>
-                      <a:off x="0" y="0"/>
-                      <a:ext cx="5334000" cy="4020603"/>
-                    </a:xfrm>
-                    <a:prstGeom prst="rect">
-                      <a:avLst/>
-                    </a:prstGeom>
-                    <a:noFill/>
-                    <a:ln w="9525">
-                      <a:noFill/>
-                      <a:headEnd/>
-                      <a:tailEnd/>
-                    </a:ln>
-                  </pic:spPr>
-                </pic:pic>
-              </a:graphicData>
-            </a:graphic>
-          </wp:inline>
-        </w:drawing>
-      </w:r>
-    </w:p>
-    <w:p>
-      <w:pPr>
-        <w:pStyle w:val="ImageCaption"/>
-      </w:pPr>
-      <w:r>
-        <w:rPr>
-          <w:rFonts w:hint="eastAsia"/>
-        </w:rPr>
-        <w:t xml:space="preserve">图片</w:t>
-      </w:r>
-    </w:p>
-    <w:p>
-      <w:pPr>
-        <w:pStyle w:val="BodyText"/>
-      </w:pPr>
-      <w:r>
-        <w:rPr>
-          <w:rFonts w:hint="eastAsia"/>
-          <w:b/>
-          <w:bCs/>
-        </w:rPr>
-        <w:t xml:space="preserve">图5.21</w:t>
-      </w:r>
-      <w:r>
-        <w:rPr>
-          <w:b/>
-          <w:bCs/>
-        </w:rPr>
-        <w:t xml:space="preserve"> </w:t>
-      </w:r>
-      <w:r>
-        <w:rPr>
-          <w:rFonts w:hint="eastAsia"/>
-          <w:b/>
-          <w:bCs/>
-        </w:rPr>
-        <w:t xml:space="preserve">不同查询类型的物化视图创建时间</w:t>
-      </w:r>
-    </w:p>
-    <w:bookmarkEnd w:id="123"/>
-    <w:bookmarkStart w:id="124" w:name="存储空间效率"/>
-    <w:p>
-      <w:pPr>
-        <w:pStyle w:val="Heading4"/>
-      </w:pPr>
-      <w:r>
-        <w:t xml:space="preserve">5.7.2.2 </w:t>
-      </w:r>
-      <w:r>
-        <w:rPr>
-          <w:rFonts w:hint="eastAsia"/>
-        </w:rPr>
-        <w:t xml:space="preserve">存储空间效率</w:t>
-      </w:r>
-    </w:p>
-    <w:p>
-      <w:pPr>
-        <w:pStyle w:val="FirstParagraph"/>
-      </w:pPr>
-      <w:r>
-        <w:rPr>
-          <w:rFonts w:hint="eastAsia"/>
-        </w:rPr>
-        <w:t xml:space="preserve">物化视图的存储空间使用分析：</w:t>
-      </w:r>
-    </w:p>
-    <w:tbl>
-      <w:tblPr>
-        <w:tblStyle w:val="Table"/>
-        <w:tblW w:type="auto" w:w="0"/>
-        <w:tblLook w:firstRow="1" w:lastRow="0" w:firstColumn="0" w:lastColumn="0" w:noHBand="0" w:noVBand="0" w:val="0020"/>
-      </w:tblPr>
-      <w:tblGrid>
-        <w:gridCol w:w="1584"/>
-        <w:gridCol w:w="1584"/>
-        <w:gridCol w:w="1584"/>
-        <w:gridCol w:w="1584"/>
-        <w:gridCol w:w="1584"/>
-      </w:tblGrid>
-      <w:tr>
-        <w:trPr>
-          <w:tblHeader w:val="on"/>
-        </w:trPr>
-        <w:tc>
-          <w:tcPr/>
-          <w:p>
-            <w:pPr>
-              <w:pStyle w:val="Compact"/>
-            </w:pPr>
-            <w:r>
-              <w:rPr>
-                <w:rFonts w:hint="eastAsia"/>
-              </w:rPr>
-              <w:t xml:space="preserve">查询类型</w:t>
-            </w:r>
-          </w:p>
-        </w:tc>
-        <w:tc>
-          <w:tcPr/>
-          <w:p>
-            <w:pPr>
-              <w:pStyle w:val="Compact"/>
-            </w:pPr>
-            <w:r>
-              <w:rPr>
-                <w:rFonts w:hint="eastAsia"/>
-              </w:rPr>
-              <w:t xml:space="preserve">原始结果(MB)</w:t>
-            </w:r>
-          </w:p>
-        </w:tc>
-        <w:tc>
-          <w:tcPr/>
-          <w:p>
-            <w:pPr>
-              <w:pStyle w:val="Compact"/>
-            </w:pPr>
-            <w:r>
-              <w:rPr>
-                <w:rFonts w:hint="eastAsia"/>
-              </w:rPr>
-              <w:t xml:space="preserve">物化视图(MB)</w:t>
-            </w:r>
-          </w:p>
-        </w:tc>
-        <w:tc>
-          <w:tcPr/>
-          <w:p>
-            <w:pPr>
-              <w:pStyle w:val="Compact"/>
-            </w:pPr>
-            <w:r>
-              <w:rPr>
-                <w:rFonts w:hint="eastAsia"/>
-              </w:rPr>
-              <w:t xml:space="preserve">压缩比</w:t>
-            </w:r>
-          </w:p>
-        </w:tc>
-        <w:tc>
-          <w:tcPr/>
-          <w:p>
-            <w:pPr>
-              <w:pStyle w:val="Compact"/>
-            </w:pPr>
-            <w:r>
-              <w:rPr>
-                <w:rFonts w:hint="eastAsia"/>
-              </w:rPr>
-              <w:t xml:space="preserve">索引开销(MB)</w:t>
-            </w:r>
-          </w:p>
-        </w:tc>
-      </w:tr>
-      <w:tr>
-        <w:tc>
-          <w:tcPr/>
-          <w:p>
-            <w:pPr>
-              <w:pStyle w:val="Compact"/>
-            </w:pPr>
-            <w:r>
-              <w:rPr>
-                <w:rFonts w:hint="eastAsia"/>
-              </w:rPr>
-              <w:t xml:space="preserve">简单查询</w:t>
-            </w:r>
-          </w:p>
-        </w:tc>
-        <w:tc>
-          <w:tcPr/>
-          <w:p>
-            <w:pPr>
-              <w:pStyle w:val="Compact"/>
-            </w:pPr>
-            <w:r>
-              <w:t xml:space="preserve">50</w:t>
-            </w:r>
-          </w:p>
-        </w:tc>
-        <w:tc>
-          <w:tcPr/>
-          <w:p>
-            <w:pPr>
-              <w:pStyle w:val="Compact"/>
-            </w:pPr>
-            <w:r>
-              <w:t xml:space="preserve">45</w:t>
-            </w:r>
-          </w:p>
-        </w:tc>
-        <w:tc>
-          <w:tcPr/>
-          <w:p>
-            <w:pPr>
-              <w:pStyle w:val="Compact"/>
-            </w:pPr>
-            <w:r>
-              <w:t xml:space="preserve">1.1:1</w:t>
-            </w:r>
-          </w:p>
-        </w:tc>
-        <w:tc>
-          <w:tcPr/>
-          <w:p>
-            <w:pPr>
-              <w:pStyle w:val="Compact"/>
-            </w:pPr>
-            <w:r>
-              <w:t xml:space="preserve">5</w:t>
-            </w:r>
-          </w:p>
-        </w:tc>
-      </w:tr>
-      <w:tr>
-        <w:tc>
-          <w:tcPr/>
-          <w:p>
-            <w:pPr>
-              <w:pStyle w:val="Compact"/>
-            </w:pPr>
-            <w:r>
-              <w:rPr>
-                <w:rFonts w:hint="eastAsia"/>
-              </w:rPr>
-              <w:t xml:space="preserve">聚合查询</w:t>
-            </w:r>
-          </w:p>
-        </w:tc>
-        <w:tc>
-          <w:tcPr/>
-          <w:p>
-            <w:pPr>
-              <w:pStyle w:val="Compact"/>
-            </w:pPr>
-            <w:r>
-              <w:t xml:space="preserve">200</w:t>
-            </w:r>
-          </w:p>
-        </w:tc>
-        <w:tc>
-          <w:tcPr/>
-          <w:p>
-            <w:pPr>
-              <w:pStyle w:val="Compact"/>
-            </w:pPr>
-            <w:r>
-              <w:t xml:space="preserve">25</w:t>
-            </w:r>
-          </w:p>
-        </w:tc>
-        <w:tc>
-          <w:tcPr/>
-          <w:p>
-            <w:pPr>
-              <w:pStyle w:val="Compact"/>
-            </w:pPr>
-            <w:r>
-              <w:t xml:space="preserve">8.0:1</w:t>
-            </w:r>
-          </w:p>
-        </w:tc>
-        <w:tc>
-          <w:tcPr/>
-          <w:p>
-            <w:pPr>
-              <w:pStyle w:val="Compact"/>
-            </w:pPr>
-            <w:r>
-              <w:t xml:space="preserve">3</w:t>
-            </w:r>
-          </w:p>
-        </w:tc>
-      </w:tr>
-      <w:tr>
-        <w:tc>
-          <w:tcPr/>
-          <w:p>
-            <w:pPr>
-              <w:pStyle w:val="Compact"/>
-            </w:pPr>
-            <w:r>
-              <w:rPr>
-                <w:rFonts w:hint="eastAsia"/>
-              </w:rPr>
-              <w:t xml:space="preserve">JOIN查询</w:t>
-            </w:r>
-          </w:p>
-        </w:tc>
-        <w:tc>
-          <w:tcPr/>
-          <w:p>
-            <w:pPr>
-              <w:pStyle w:val="Compact"/>
-            </w:pPr>
-            <w:r>
-              <w:t xml:space="preserve">150</w:t>
-            </w:r>
-          </w:p>
-        </w:tc>
-        <w:tc>
-          <w:tcPr/>
-          <w:p>
-            <w:pPr>
-              <w:pStyle w:val="Compact"/>
-            </w:pPr>
-            <w:r>
-              <w:t xml:space="preserve">120</w:t>
-            </w:r>
-          </w:p>
-        </w:tc>
-        <w:tc>
-          <w:tcPr/>
-          <w:p>
-            <w:pPr>
-              <w:pStyle w:val="Compact"/>
-            </w:pPr>
-            <w:r>
-              <w:t xml:space="preserve">1.25:1</w:t>
-            </w:r>
-          </w:p>
-        </w:tc>
-        <w:tc>
-          <w:tcPr/>
-          <w:p>
-            <w:pPr>
-              <w:pStyle w:val="Compact"/>
-            </w:pPr>
-            <w:r>
-              <w:t xml:space="preserve">15</w:t>
-            </w:r>
-          </w:p>
-        </w:tc>
-      </w:tr>
-      <w:tr>
-        <w:tc>
-          <w:tcPr/>
-          <w:p>
-            <w:pPr>
-              <w:pStyle w:val="Compact"/>
-            </w:pPr>
-            <w:r>
-              <w:rPr>
-                <w:rFonts w:hint="eastAsia"/>
-              </w:rPr>
-              <w:t xml:space="preserve">窗口函数</w:t>
-            </w:r>
-          </w:p>
-        </w:tc>
-        <w:tc>
-          <w:tcPr/>
-          <w:p>
-            <w:pPr>
-              <w:pStyle w:val="Compact"/>
-            </w:pPr>
-            <w:r>
-              <w:t xml:space="preserve">300</w:t>
-            </w:r>
-          </w:p>
-        </w:tc>
-        <w:tc>
-          <w:tcPr/>
-          <w:p>
-            <w:pPr>
-              <w:pStyle w:val="Compact"/>
-            </w:pPr>
-            <w:r>
-              <w:t xml:space="preserve">280</w:t>
-            </w:r>
-          </w:p>
-        </w:tc>
-        <w:tc>
-          <w:tcPr/>
-          <w:p>
-            <w:pPr>
-              <w:pStyle w:val="Compact"/>
-            </w:pPr>
-            <w:r>
-              <w:t xml:space="preserve">1.07:1</w:t>
-            </w:r>
-          </w:p>
-        </w:tc>
-        <w:tc>
-          <w:tcPr/>
-          <w:p>
-            <w:pPr>
-              <w:pStyle w:val="Compact"/>
-            </w:pPr>
-            <w:r>
-              <w:t xml:space="preserve">25</w:t>
-            </w:r>
-          </w:p>
-        </w:tc>
-      </w:tr>
-      <w:tr>
-        <w:tc>
-          <w:tcPr/>
-          <w:p>
-            <w:pPr>
-              <w:pStyle w:val="Compact"/>
-            </w:pPr>
-            <w:r>
-              <w:rPr>
-                <w:rFonts w:hint="eastAsia"/>
-              </w:rPr>
-              <w:t xml:space="preserve">CTE查询</w:t>
-            </w:r>
-          </w:p>
-        </w:tc>
-        <w:tc>
-          <w:tcPr/>
-          <w:p>
-            <w:pPr>
-              <w:pStyle w:val="Compact"/>
-            </w:pPr>
-            <w:r>
-              <w:t xml:space="preserve">180</w:t>
-            </w:r>
-          </w:p>
-        </w:tc>
-        <w:tc>
-          <w:tcPr/>
-          <w:p>
-            <w:pPr>
-              <w:pStyle w:val="Compact"/>
-            </w:pPr>
-            <w:r>
-              <w:t xml:space="preserve">160</w:t>
-            </w:r>
-          </w:p>
-        </w:tc>
-        <w:tc>
-          <w:tcPr/>
-          <w:p>
-            <w:pPr>
-              <w:pStyle w:val="Compact"/>
-            </w:pPr>
-            <w:r>
-              <w:t xml:space="preserve">1.125:1</w:t>
-            </w:r>
-          </w:p>
-        </w:tc>
-        <w:tc>
-          <w:tcPr/>
-          <w:p>
-            <w:pPr>
-              <w:pStyle w:val="Compact"/>
-            </w:pPr>
-            <w:r>
-              <w:t xml:space="preserve">18</w:t>
-            </w:r>
-          </w:p>
-        </w:tc>
-      </w:tr>
-    </w:tbl>
-    <w:bookmarkEnd w:id="124"/>
-    <w:bookmarkEnd w:id="125"/>
-    <w:bookmarkStart w:id="131" w:name="混合持久化策略效果分析"/>
-    <w:p>
-      <w:pPr>
-        <w:pStyle w:val="Heading3"/>
-      </w:pPr>
-      <w:r>
-        <w:t xml:space="preserve">5.7.3 </w:t>
-      </w:r>
-      <w:r>
-        <w:rPr>
-          <w:rFonts w:hint="eastAsia"/>
-        </w:rPr>
-        <w:t xml:space="preserve">混合持久化策略效果分析</w:t>
-      </w:r>
-    </w:p>
-    <w:bookmarkStart w:id="129" w:name="策略选择准确性"/>
-    <w:p>
-      <w:pPr>
-        <w:pStyle w:val="Heading4"/>
-      </w:pPr>
-      <w:r>
-        <w:t xml:space="preserve">5.7.3.1 </w:t>
-      </w:r>
-      <w:r>
-        <w:rPr>
-          <w:rFonts w:hint="eastAsia"/>
-        </w:rPr>
-        <w:t xml:space="preserve">策略选择准确性</w:t>
-      </w:r>
-    </w:p>
-    <w:p>
-      <w:pPr>
-        <w:pStyle w:val="FirstParagraph"/>
-      </w:pPr>
-      <w:r>
-        <w:rPr>
-          <w:rFonts w:hint="eastAsia"/>
-        </w:rPr>
-        <w:t xml:space="preserve">混合持久化策略的智能选择效果：</w:t>
-      </w:r>
-    </w:p>
-    <w:p>
-      <w:pPr>
-        <w:pStyle w:val="CaptionedFigure"/>
-      </w:pPr>
-      <w:r>
-        <w:drawing>
-          <wp:inline>
-            <wp:extent cx="5334000" cy="3810000"/>
-            <wp:effectExtent b="0" l="0" r="0" t="0"/>
-            <wp:docPr descr="图片" title="" id="127" name="Picture"/>
-            <a:graphic>
-              <a:graphicData uri="http://schemas.openxmlformats.org/drawingml/2006/picture">
-                <pic:pic>
-                  <pic:nvPicPr>
-                    <pic:cNvPr descr="/Users/max/src/duckdb/md/images/5.6_24小时内存使用变化曲线.png" id="128" name="Picture"/>
-                    <pic:cNvPicPr>
-                      <a:picLocks noChangeArrowheads="1" noChangeAspect="1"/>
-                    </pic:cNvPicPr>
-                  </pic:nvPicPr>
-                  <pic:blipFill>
-                    <a:blip r:embed="rId126"/>
                     <a:stretch>
                       <a:fillRect/>
                     </a:stretch>
@@ -10313,6 +9768,551 @@
           <w:b/>
           <w:bCs/>
         </w:rPr>
+        <w:t xml:space="preserve">图5.21</w:t>
+      </w:r>
+      <w:r>
+        <w:rPr>
+          <w:b/>
+          <w:bCs/>
+        </w:rPr>
+        <w:t xml:space="preserve"> </w:t>
+      </w:r>
+      <w:r>
+        <w:rPr>
+          <w:rFonts w:hint="eastAsia"/>
+          <w:b/>
+          <w:bCs/>
+        </w:rPr>
+        <w:t xml:space="preserve">不同查询类型的物化视图创建时间</w:t>
+      </w:r>
+    </w:p>
+    <w:bookmarkEnd w:id="123"/>
+    <w:bookmarkStart w:id="124" w:name="存储空间效率"/>
+    <w:p>
+      <w:pPr>
+        <w:pStyle w:val="Heading4"/>
+      </w:pPr>
+      <w:r>
+        <w:t xml:space="preserve">5.7.2.2 </w:t>
+      </w:r>
+      <w:r>
+        <w:rPr>
+          <w:rFonts w:hint="eastAsia"/>
+        </w:rPr>
+        <w:t xml:space="preserve">存储空间效率</w:t>
+      </w:r>
+    </w:p>
+    <w:p>
+      <w:pPr>
+        <w:pStyle w:val="FirstParagraph"/>
+      </w:pPr>
+      <w:r>
+        <w:rPr>
+          <w:rFonts w:hint="eastAsia"/>
+        </w:rPr>
+        <w:t xml:space="preserve">物化视图的存储空间使用分析：</w:t>
+      </w:r>
+    </w:p>
+    <w:tbl>
+      <w:tblPr>
+        <w:tblStyle w:val="Table"/>
+        <w:tblW w:type="auto" w:w="0"/>
+        <w:tblLook w:firstRow="1" w:lastRow="0" w:firstColumn="0" w:lastColumn="0" w:noHBand="0" w:noVBand="0" w:val="0020"/>
+      </w:tblPr>
+      <w:tblGrid>
+        <w:gridCol w:w="1584"/>
+        <w:gridCol w:w="1584"/>
+        <w:gridCol w:w="1584"/>
+        <w:gridCol w:w="1584"/>
+        <w:gridCol w:w="1584"/>
+      </w:tblGrid>
+      <w:tr>
+        <w:trPr>
+          <w:tblHeader w:val="on"/>
+        </w:trPr>
+        <w:tc>
+          <w:tcPr/>
+          <w:p>
+            <w:pPr>
+              <w:pStyle w:val="Compact"/>
+            </w:pPr>
+            <w:r>
+              <w:rPr>
+                <w:rFonts w:hint="eastAsia"/>
+              </w:rPr>
+              <w:t xml:space="preserve">查询类型</w:t>
+            </w:r>
+          </w:p>
+        </w:tc>
+        <w:tc>
+          <w:tcPr/>
+          <w:p>
+            <w:pPr>
+              <w:pStyle w:val="Compact"/>
+            </w:pPr>
+            <w:r>
+              <w:rPr>
+                <w:rFonts w:hint="eastAsia"/>
+              </w:rPr>
+              <w:t xml:space="preserve">原始结果(MB)</w:t>
+            </w:r>
+          </w:p>
+        </w:tc>
+        <w:tc>
+          <w:tcPr/>
+          <w:p>
+            <w:pPr>
+              <w:pStyle w:val="Compact"/>
+            </w:pPr>
+            <w:r>
+              <w:rPr>
+                <w:rFonts w:hint="eastAsia"/>
+              </w:rPr>
+              <w:t xml:space="preserve">物化视图(MB)</w:t>
+            </w:r>
+          </w:p>
+        </w:tc>
+        <w:tc>
+          <w:tcPr/>
+          <w:p>
+            <w:pPr>
+              <w:pStyle w:val="Compact"/>
+            </w:pPr>
+            <w:r>
+              <w:rPr>
+                <w:rFonts w:hint="eastAsia"/>
+              </w:rPr>
+              <w:t xml:space="preserve">压缩比</w:t>
+            </w:r>
+          </w:p>
+        </w:tc>
+        <w:tc>
+          <w:tcPr/>
+          <w:p>
+            <w:pPr>
+              <w:pStyle w:val="Compact"/>
+            </w:pPr>
+            <w:r>
+              <w:rPr>
+                <w:rFonts w:hint="eastAsia"/>
+              </w:rPr>
+              <w:t xml:space="preserve">索引开销(MB)</w:t>
+            </w:r>
+          </w:p>
+        </w:tc>
+      </w:tr>
+      <w:tr>
+        <w:tc>
+          <w:tcPr/>
+          <w:p>
+            <w:pPr>
+              <w:pStyle w:val="Compact"/>
+            </w:pPr>
+            <w:r>
+              <w:rPr>
+                <w:rFonts w:hint="eastAsia"/>
+              </w:rPr>
+              <w:t xml:space="preserve">简单查询</w:t>
+            </w:r>
+          </w:p>
+        </w:tc>
+        <w:tc>
+          <w:tcPr/>
+          <w:p>
+            <w:pPr>
+              <w:pStyle w:val="Compact"/>
+            </w:pPr>
+            <w:r>
+              <w:t xml:space="preserve">50</w:t>
+            </w:r>
+          </w:p>
+        </w:tc>
+        <w:tc>
+          <w:tcPr/>
+          <w:p>
+            <w:pPr>
+              <w:pStyle w:val="Compact"/>
+            </w:pPr>
+            <w:r>
+              <w:t xml:space="preserve">45</w:t>
+            </w:r>
+          </w:p>
+        </w:tc>
+        <w:tc>
+          <w:tcPr/>
+          <w:p>
+            <w:pPr>
+              <w:pStyle w:val="Compact"/>
+            </w:pPr>
+            <w:r>
+              <w:t xml:space="preserve">1.1:1</w:t>
+            </w:r>
+          </w:p>
+        </w:tc>
+        <w:tc>
+          <w:tcPr/>
+          <w:p>
+            <w:pPr>
+              <w:pStyle w:val="Compact"/>
+            </w:pPr>
+            <w:r>
+              <w:t xml:space="preserve">5</w:t>
+            </w:r>
+          </w:p>
+        </w:tc>
+      </w:tr>
+      <w:tr>
+        <w:tc>
+          <w:tcPr/>
+          <w:p>
+            <w:pPr>
+              <w:pStyle w:val="Compact"/>
+            </w:pPr>
+            <w:r>
+              <w:rPr>
+                <w:rFonts w:hint="eastAsia"/>
+              </w:rPr>
+              <w:t xml:space="preserve">聚合查询</w:t>
+            </w:r>
+          </w:p>
+        </w:tc>
+        <w:tc>
+          <w:tcPr/>
+          <w:p>
+            <w:pPr>
+              <w:pStyle w:val="Compact"/>
+            </w:pPr>
+            <w:r>
+              <w:t xml:space="preserve">200</w:t>
+            </w:r>
+          </w:p>
+        </w:tc>
+        <w:tc>
+          <w:tcPr/>
+          <w:p>
+            <w:pPr>
+              <w:pStyle w:val="Compact"/>
+            </w:pPr>
+            <w:r>
+              <w:t xml:space="preserve">25</w:t>
+            </w:r>
+          </w:p>
+        </w:tc>
+        <w:tc>
+          <w:tcPr/>
+          <w:p>
+            <w:pPr>
+              <w:pStyle w:val="Compact"/>
+            </w:pPr>
+            <w:r>
+              <w:t xml:space="preserve">8.0:1</w:t>
+            </w:r>
+          </w:p>
+        </w:tc>
+        <w:tc>
+          <w:tcPr/>
+          <w:p>
+            <w:pPr>
+              <w:pStyle w:val="Compact"/>
+            </w:pPr>
+            <w:r>
+              <w:t xml:space="preserve">3</w:t>
+            </w:r>
+          </w:p>
+        </w:tc>
+      </w:tr>
+      <w:tr>
+        <w:tc>
+          <w:tcPr/>
+          <w:p>
+            <w:pPr>
+              <w:pStyle w:val="Compact"/>
+            </w:pPr>
+            <w:r>
+              <w:rPr>
+                <w:rFonts w:hint="eastAsia"/>
+              </w:rPr>
+              <w:t xml:space="preserve">JOIN查询</w:t>
+            </w:r>
+          </w:p>
+        </w:tc>
+        <w:tc>
+          <w:tcPr/>
+          <w:p>
+            <w:pPr>
+              <w:pStyle w:val="Compact"/>
+            </w:pPr>
+            <w:r>
+              <w:t xml:space="preserve">150</w:t>
+            </w:r>
+          </w:p>
+        </w:tc>
+        <w:tc>
+          <w:tcPr/>
+          <w:p>
+            <w:pPr>
+              <w:pStyle w:val="Compact"/>
+            </w:pPr>
+            <w:r>
+              <w:t xml:space="preserve">120</w:t>
+            </w:r>
+          </w:p>
+        </w:tc>
+        <w:tc>
+          <w:tcPr/>
+          <w:p>
+            <w:pPr>
+              <w:pStyle w:val="Compact"/>
+            </w:pPr>
+            <w:r>
+              <w:t xml:space="preserve">1.25:1</w:t>
+            </w:r>
+          </w:p>
+        </w:tc>
+        <w:tc>
+          <w:tcPr/>
+          <w:p>
+            <w:pPr>
+              <w:pStyle w:val="Compact"/>
+            </w:pPr>
+            <w:r>
+              <w:t xml:space="preserve">15</w:t>
+            </w:r>
+          </w:p>
+        </w:tc>
+      </w:tr>
+      <w:tr>
+        <w:tc>
+          <w:tcPr/>
+          <w:p>
+            <w:pPr>
+              <w:pStyle w:val="Compact"/>
+            </w:pPr>
+            <w:r>
+              <w:rPr>
+                <w:rFonts w:hint="eastAsia"/>
+              </w:rPr>
+              <w:t xml:space="preserve">窗口函数</w:t>
+            </w:r>
+          </w:p>
+        </w:tc>
+        <w:tc>
+          <w:tcPr/>
+          <w:p>
+            <w:pPr>
+              <w:pStyle w:val="Compact"/>
+            </w:pPr>
+            <w:r>
+              <w:t xml:space="preserve">300</w:t>
+            </w:r>
+          </w:p>
+        </w:tc>
+        <w:tc>
+          <w:tcPr/>
+          <w:p>
+            <w:pPr>
+              <w:pStyle w:val="Compact"/>
+            </w:pPr>
+            <w:r>
+              <w:t xml:space="preserve">280</w:t>
+            </w:r>
+          </w:p>
+        </w:tc>
+        <w:tc>
+          <w:tcPr/>
+          <w:p>
+            <w:pPr>
+              <w:pStyle w:val="Compact"/>
+            </w:pPr>
+            <w:r>
+              <w:t xml:space="preserve">1.07:1</w:t>
+            </w:r>
+          </w:p>
+        </w:tc>
+        <w:tc>
+          <w:tcPr/>
+          <w:p>
+            <w:pPr>
+              <w:pStyle w:val="Compact"/>
+            </w:pPr>
+            <w:r>
+              <w:t xml:space="preserve">25</w:t>
+            </w:r>
+          </w:p>
+        </w:tc>
+      </w:tr>
+      <w:tr>
+        <w:tc>
+          <w:tcPr/>
+          <w:p>
+            <w:pPr>
+              <w:pStyle w:val="Compact"/>
+            </w:pPr>
+            <w:r>
+              <w:rPr>
+                <w:rFonts w:hint="eastAsia"/>
+              </w:rPr>
+              <w:t xml:space="preserve">CTE查询</w:t>
+            </w:r>
+          </w:p>
+        </w:tc>
+        <w:tc>
+          <w:tcPr/>
+          <w:p>
+            <w:pPr>
+              <w:pStyle w:val="Compact"/>
+            </w:pPr>
+            <w:r>
+              <w:t xml:space="preserve">180</w:t>
+            </w:r>
+          </w:p>
+        </w:tc>
+        <w:tc>
+          <w:tcPr/>
+          <w:p>
+            <w:pPr>
+              <w:pStyle w:val="Compact"/>
+            </w:pPr>
+            <w:r>
+              <w:t xml:space="preserve">160</w:t>
+            </w:r>
+          </w:p>
+        </w:tc>
+        <w:tc>
+          <w:tcPr/>
+          <w:p>
+            <w:pPr>
+              <w:pStyle w:val="Compact"/>
+            </w:pPr>
+            <w:r>
+              <w:t xml:space="preserve">1.125:1</w:t>
+            </w:r>
+          </w:p>
+        </w:tc>
+        <w:tc>
+          <w:tcPr/>
+          <w:p>
+            <w:pPr>
+              <w:pStyle w:val="Compact"/>
+            </w:pPr>
+            <w:r>
+              <w:t xml:space="preserve">18</w:t>
+            </w:r>
+          </w:p>
+        </w:tc>
+      </w:tr>
+    </w:tbl>
+    <w:bookmarkEnd w:id="124"/>
+    <w:bookmarkEnd w:id="125"/>
+    <w:bookmarkStart w:id="131" w:name="混合持久化策略效果分析"/>
+    <w:p>
+      <w:pPr>
+        <w:pStyle w:val="Heading3"/>
+      </w:pPr>
+      <w:r>
+        <w:t xml:space="preserve">5.7.3 </w:t>
+      </w:r>
+      <w:r>
+        <w:rPr>
+          <w:rFonts w:hint="eastAsia"/>
+        </w:rPr>
+        <w:t xml:space="preserve">混合持久化策略效果分析</w:t>
+      </w:r>
+    </w:p>
+    <w:bookmarkStart w:id="129" w:name="策略选择准确性"/>
+    <w:p>
+      <w:pPr>
+        <w:pStyle w:val="Heading4"/>
+      </w:pPr>
+      <w:r>
+        <w:t xml:space="preserve">5.7.3.1 </w:t>
+      </w:r>
+      <w:r>
+        <w:rPr>
+          <w:rFonts w:hint="eastAsia"/>
+        </w:rPr>
+        <w:t xml:space="preserve">策略选择准确性</w:t>
+      </w:r>
+    </w:p>
+    <w:p>
+      <w:pPr>
+        <w:pStyle w:val="FirstParagraph"/>
+      </w:pPr>
+      <w:r>
+        <w:rPr>
+          <w:rFonts w:hint="eastAsia"/>
+        </w:rPr>
+        <w:t xml:space="preserve">混合持久化策略的智能选择效果：</w:t>
+      </w:r>
+    </w:p>
+    <w:p>
+      <w:pPr>
+        <w:pStyle w:val="CaptionedFigure"/>
+      </w:pPr>
+      <w:r>
+        <w:drawing>
+          <wp:inline>
+            <wp:extent cx="5334000" cy="4138448"/>
+            <wp:effectExtent b="0" l="0" r="0" t="0"/>
+            <wp:docPr descr="图片" title="" id="127" name="Picture"/>
+            <a:graphic>
+              <a:graphicData uri="http://schemas.openxmlformats.org/drawingml/2006/picture">
+                <pic:pic>
+                  <pic:nvPicPr>
+                    <pic:cNvPr descr="/Users/max/src/duckdb/md/images/5.22_不同持久化策略的选择分布.png" id="128" name="Picture"/>
+                    <pic:cNvPicPr>
+                      <a:picLocks noChangeArrowheads="1" noChangeAspect="1"/>
+                    </pic:cNvPicPr>
+                  </pic:nvPicPr>
+                  <pic:blipFill>
+                    <a:blip r:embed="rId126"/>
+                    <a:stretch>
+                      <a:fillRect/>
+                    </a:stretch>
+                  </pic:blipFill>
+                  <pic:spPr bwMode="auto">
+                    <a:xfrm>
+                      <a:off x="0" y="0"/>
+                      <a:ext cx="5334000" cy="4138448"/>
+                    </a:xfrm>
+                    <a:prstGeom prst="rect">
+                      <a:avLst/>
+                    </a:prstGeom>
+                    <a:noFill/>
+                    <a:ln w="9525">
+                      <a:noFill/>
+                      <a:headEnd/>
+                      <a:tailEnd/>
+                    </a:ln>
+                  </pic:spPr>
+                </pic:pic>
+              </a:graphicData>
+            </a:graphic>
+          </wp:inline>
+        </w:drawing>
+      </w:r>
+    </w:p>
+    <w:p>
+      <w:pPr>
+        <w:pStyle w:val="ImageCaption"/>
+      </w:pPr>
+      <w:r>
+        <w:rPr>
+          <w:rFonts w:hint="eastAsia"/>
+        </w:rPr>
+        <w:t xml:space="preserve">图片</w:t>
+      </w:r>
+    </w:p>
+    <w:p>
+      <w:pPr>
+        <w:pStyle w:val="BodyText"/>
+      </w:pPr>
+      <w:r>
+        <w:rPr>
+          <w:rFonts w:hint="eastAsia"/>
+          <w:b/>
+          <w:bCs/>
+        </w:rPr>
         <w:t xml:space="preserve">图5.22</w:t>
       </w:r>
       <w:r>
@@ -10867,7 +10867,7 @@
               <a:graphicData uri="http://schemas.openxmlformats.org/drawingml/2006/picture">
                 <pic:pic>
                   <pic:nvPicPr>
-                    <pic:cNvPr descr="/Users/max/src/duckdb/md/images/5.7_缓存命中率随运行时间变化小时.png" id="135" name="Picture"/>
+                    <pic:cNvPr descr="/Users/max/src/duckdb/md/images/5.23_TPC-H查询性能对比蓝本系统红缓存系统绿PostgreSQL.png" id="135" name="Picture"/>
                     <pic:cNvPicPr>
                       <a:picLocks noChangeArrowheads="1" noChangeAspect="1"/>
                     </pic:cNvPicPr>
@@ -11343,7 +11343,7 @@
               <a:graphicData uri="http://schemas.openxmlformats.org/drawingml/2006/picture">
                 <pic:pic>
                   <pic:nvPicPr>
-                    <pic:cNvPr descr="/Users/max/src/duckdb/md/images/5.8_不同假阳性率下的内存使用情况.png" id="141" name="Picture"/>
+                    <pic:cNvPr descr="/Users/max/src/duckdb/md/images/5.24_数据量扩展性测试蓝线无缓存红线有缓存.png" id="141" name="Picture"/>
                     <pic:cNvPicPr>
                       <a:picLocks noChangeArrowheads="1" noChangeAspect="1"/>
                     </pic:cNvPicPr>
@@ -11866,14 +11866,14 @@
       <w:r>
         <w:drawing>
           <wp:inline>
-            <wp:extent cx="5334000" cy="3810000"/>
+            <wp:extent cx="5334000" cy="4396153"/>
             <wp:effectExtent b="0" l="0" r="0" t="0"/>
             <wp:docPr descr="图片" title="" id="146" name="Picture"/>
             <a:graphic>
               <a:graphicData uri="http://schemas.openxmlformats.org/drawingml/2006/picture">
                 <pic:pic>
                   <pic:nvPicPr>
-                    <pic:cNvPr descr="/Users/max/src/duckdb/md/images/5.9_自适应调优带来的性能改善.png" id="147" name="Picture"/>
+                    <pic:cNvPr descr="/Users/max/src/duckdb/md/images/5.25_硬件成本分布.png" id="147" name="Picture"/>
                     <pic:cNvPicPr>
                       <a:picLocks noChangeArrowheads="1" noChangeAspect="1"/>
                     </pic:cNvPicPr>
@@ -11887,7 +11887,7 @@
                   <pic:spPr bwMode="auto">
                     <a:xfrm>
                       <a:off x="0" y="0"/>
-                      <a:ext cx="5334000" cy="3810000"/>
+                      <a:ext cx="5334000" cy="4396153"/>
                     </a:xfrm>
                     <a:prstGeom prst="rect">
                       <a:avLst/>
